--- a/AISystem/Labs/lab2/Лабораторная_работа_2_Логистическая_регрессия.docx
+++ b/AISystem/Labs/lab2/Лабораторная_работа_2_Логистическая_регрессия.docx
@@ -3556,7 +3556,7 @@
           <w:color w:val="000000"/>
           <w:lang w:val="ru-RU"/>
         </w:rPr>
-        <w:t>, но готовый классификатор не используется. Добавка 10⁻⁸</w:t>
+        <w:t>. Добавка 10⁻⁸</w:t>
       </w:r>
       <w:r>
         <w:rPr>
@@ -6591,7 +6591,25 @@
           <w:sz w:val="24"/>
           <w:lang w:val="ru-RU"/>
         </w:rPr>
-        <w:t>Порядок признаков соответствует таблице; «Наслед.» — наследственная предрасположенность. Из-за разных единиц высота столбца не отражает важность признака. Для инсулина среднее 79,80 выше медианы 30,50; максимум равен 846. Исходные нули и асимметрия требуют осторожной интерпретации среднего.</w:t>
+        <w:t>Порядок признаков соответствует таблице; «Наслед.» — наследственная предрасположенность. Из-за разных единиц высота столбца не отражает важность признака. Для инсулина среднее 79,80 выше медианы 30,50; максимум равен 846. Исходные нули и асимметрия требуют осторожной интерпретации среднего</w:t>
+      </w:r>
+      <w:r>
+        <w:rPr>
+          <w:rFonts w:hint="eastAsia"/>
+          <w:color w:val="000000"/>
+          <w:sz w:val="24"/>
+          <w:lang w:val="ru-RU" w:eastAsia="zh-CN"/>
+        </w:rPr>
+        <w:t xml:space="preserve"> </w:t>
+      </w:r>
+      <w:r>
+        <w:rPr>
+          <w:rFonts w:eastAsia="Times New Roman"/>
+          <w:color w:val="000000"/>
+          <w:sz w:val="24"/>
+          <w:lang w:val="ru-RU"/>
+        </w:rPr>
+        <w:t>.</w:t>
       </w:r>
     </w:p>
     <w:p>
@@ -15750,7 +15768,8 @@
         <w:spacing w:after="120" w:line="276" w:lineRule="auto"/>
         <w:jc w:val="both"/>
         <w:rPr>
-          <w:lang w:val="ru-RU"/>
+          <w:rFonts w:hint="eastAsia"/>
+          <w:lang w:val="ru-RU" w:eastAsia="zh-CN"/>
         </w:rPr>
       </w:pPr>
     </w:p>
@@ -16863,6 +16882,10 @@
 </file>
 
 <file path=customXml/item1.xml><?xml version="1.0" encoding="utf-8"?>
+<b:Sources xmlns:b="http://schemas.openxmlformats.org/officeDocument/2006/bibliography" xmlns="http://schemas.openxmlformats.org/officeDocument/2006/bibliography" SelectedStyle="\APASixthEditionOfficeOnline.xsl" StyleName="APA" Version="6"/>
+</file>
+
+<file path=customXml/item2.xml><?xml version="1.0" encoding="utf-8"?>
 <s:customData xmlns="http://www.wps.cn/officeDocument/2013/wpsCustomData" xmlns:s="http://www.wps.cn/officeDocument/2013/wpsCustomData">
   <customSectProps>
     <customSectPr/>
@@ -16870,22 +16893,18 @@
 </s:customData>
 </file>
 
-<file path=customXml/item2.xml><?xml version="1.0" encoding="utf-8"?>
-<b:Sources xmlns:b="http://schemas.openxmlformats.org/officeDocument/2006/bibliography" xmlns="http://schemas.openxmlformats.org/officeDocument/2006/bibliography" SelectedStyle="\APASixthEditionOfficeOnline.xsl" StyleName="APA" Version="6"/>
+<file path=customXml/itemProps1.xml><?xml version="1.0" encoding="utf-8"?>
+<ds:datastoreItem xmlns:ds="http://schemas.openxmlformats.org/officeDocument/2006/customXml" ds:itemID="{6D3D65FC-C384-4C28-9454-4E81E4FAA402}">
+  <ds:schemaRefs>
+    <ds:schemaRef ds:uri="http://schemas.openxmlformats.org/officeDocument/2006/bibliography"/>
+  </ds:schemaRefs>
+</ds:datastoreItem>
 </file>
 
-<file path=customXml/itemProps1.xml><?xml version="1.0" encoding="utf-8"?>
+<file path=customXml/itemProps2.xml><?xml version="1.0" encoding="utf-8"?>
 <ds:datastoreItem xmlns:ds="http://schemas.openxmlformats.org/officeDocument/2006/customXml" ds:itemID="{B1977F7D-205B-4081-913C-38D41E755F92}">
   <ds:schemaRefs>
     <ds:schemaRef ds:uri="http://www.wps.cn/officeDocument/2013/wpsCustomData"/>
   </ds:schemaRefs>
 </ds:datastoreItem>
-</file>
-
-<file path=customXml/itemProps2.xml><?xml version="1.0" encoding="utf-8"?>
-<ds:datastoreItem xmlns:ds="http://schemas.openxmlformats.org/officeDocument/2006/customXml" ds:itemID="{6D3D65FC-C384-4C28-9454-4E81E4FAA402}">
-  <ds:schemaRefs>
-    <ds:schemaRef ds:uri="http://schemas.openxmlformats.org/officeDocument/2006/bibliography"/>
-  </ds:schemaRefs>
-</ds:datastoreItem>
 </file>